--- a/docs/partners/cloudbeds-consultant-sourcing-2026-04-20.docx
+++ b/docs/partners/cloudbeds-consultant-sourcing-2026-04-20.docx
@@ -207,7 +207,38 @@
         <w:t xml:space="preserve"> </w:t>
       </w:r>
       <w:r>
-        <w:t xml:space="preserve">- OTA channel audit + reconnect (Booking.com, Expedia, Airbnb, Google)</w:t>
+        <w:t xml:space="preserve">- OTA channel audit + reconnect (Booking.com, Expedia, Airbnb, Google Hotel Ads).</w:t>
+      </w:r>
+      <w:r>
+        <w:t xml:space="preserve"> </w:t>
+      </w:r>
+      <w:r>
+        <w:rPr>
+          <w:b/>
+          <w:bCs/>
+        </w:rPr>
+        <w:t xml:space="preserve">Vrbo is explicitly out of scope</w:t>
+      </w:r>
+      <w:r>
+        <w:t xml:space="preserve"> </w:t>
+      </w:r>
+      <w:r>
+        <w:t xml:space="preserve">per</w:t>
+      </w:r>
+      <w:r>
+        <w:t xml:space="preserve"> </w:t>
+      </w:r>
+      <w:r>
+        <w:rPr>
+          <w:rStyle w:val="VerbatimChar"/>
+        </w:rPr>
+        <w:t xml:space="preserve">vrbo-position-2026-04-20.md</w:t>
+      </w:r>
+      <w:r>
+        <w:t xml:space="preserve"> </w:t>
+      </w:r>
+      <w:r>
+        <w:t xml:space="preserve">— wrong product for a 6-room shared-space boutique.</w:t>
       </w:r>
       <w:r>
         <w:t xml:space="preserve"> </w:t>
@@ -448,7 +479,7 @@
         <w:t xml:space="preserve"> </w:t>
       </w:r>
       <w:r>
-        <w:t xml:space="preserve">50% of base on kickoff ($250), 50% on handoff ($250). Reserve deployed only if scope genuinely expands (e.g., the VRBO dispute below requires more than 2 hours, or additional OTAs come online) and with Tracy’s written sign-off on each release.</w:t>
+        <w:t xml:space="preserve">50% of base on kickoff ($250), 50% on handoff ($250). Reserve deployed only if scope genuinely expands (e.g., Google Hotel Ads setup requires more than 2 hours, a Tier-2 OTA like TripAdvisor comes online, or the direct-booking funnel audit reveals config work) and with Tracy’s written sign-off on each release.</w:t>
       </w:r>
     </w:p>
     <w:p>
@@ -942,7 +973,16 @@
         <w:rPr>
           <w:rStyle w:val="VerbatimChar"/>
         </w:rPr>
-        <w:t xml:space="preserve">- Audit and reconnect OTA channels: Booking.com, Expedia, Airbnb, Google</w:t>
+        <w:t xml:space="preserve">- Audit and reconnect OTA channels: Booking.com, Expedia, Airbnb, Google Hotel Ads</w:t>
+      </w:r>
+      <w:r>
+        <w:br/>
+      </w:r>
+      <w:r>
+        <w:rPr>
+          <w:rStyle w:val="VerbatimChar"/>
+        </w:rPr>
+        <w:t xml:space="preserve">- Vrbo is NOT in scope — wrong product type for this property</w:t>
       </w:r>
       <w:r>
         <w:br/>
@@ -1350,7 +1390,7 @@
         <w:pStyle w:val="FirstParagraph"/>
       </w:pPr>
       <w:r>
-        <w:t xml:space="preserve">The Fiverr engagement runs during Weeks 2–5 (May 8 – May 31). No budget impact on the Y1 cost structure — $1,500 fits inside the existing operations line. Completion before the Inn ops manager comes online means Cloudbeds is cleanly configured by the time the ops hire starts running day-to-day.</w:t>
+        <w:t xml:space="preserve">The Fiverr engagement runs during Weeks 2–5 (May 8 – May 31). No budget impact on the Y1 cost structure — $1,500 fits inside the existing operations line. Completion before the Hospitality Coordinator is named means the Cloudbeds setup is clean by the time the per-event check-in model kicks in, and Chandra’s cleaning cadence has a reliable PMS state to sync against.</w:t>
       </w:r>
     </w:p>
     <w:p>
@@ -1493,31 +1533,66 @@
       </w:r>
     </w:p>
     <w:bookmarkEnd w:id="22"/>
-    <w:bookmarkStart w:id="23" w:name="X1e0b1a8d9aa5380ad9748c6475c9b1a343a3c60"/>
+    <w:bookmarkStart w:id="23" w:name="X20f7dc1b73eb005beb0d727fc0eb21bc5640f9f"/>
     <w:p>
       <w:pPr>
         <w:pStyle w:val="Heading2"/>
       </w:pPr>
       <w:r>
-        <w:t xml:space="preserve">Appendix — Active VRBO Integration Issue (2026-04-20)</w:t>
+        <w:t xml:space="preserve">Appendix — VRBO Integration Dispute: MOOT (superseded 2026-04-20 PM)</w:t>
       </w:r>
     </w:p>
     <w:p>
       <w:pPr>
         <w:pStyle w:val="FirstParagraph"/>
       </w:pPr>
+      <w:r>
+        <w:t xml:space="preserve">The active VRBO/Cloudbeds</w:t>
+      </w:r>
+      <w:r>
+        <w:t xml:space="preserve"> </w:t>
+      </w:r>
+      <w:r>
+        <w:t xml:space="preserve">“Canadian listing”</w:t>
+      </w:r>
+      <w:r>
+        <w:t xml:space="preserve"> </w:t>
+      </w:r>
+      <w:r>
+        <w:t xml:space="preserve">dispute described in the earlier draft of this doc is now</w:t>
+      </w:r>
+      <w:r>
+        <w:t xml:space="preserve"> </w:t>
+      </w:r>
       <w:r>
         <w:rPr>
           <w:b/>
           <w:bCs/>
         </w:rPr>
-        <w:t xml:space="preserve">Problem:</w:t>
-      </w:r>
-      <w:r>
-        <w:t xml:space="preserve"> </w:t>
-      </w:r>
-      <w:r>
-        <w:t xml:space="preserve">VRBO integration with Cloudbeds stuck. VRBO claims the Cloudbeds listing was started as a Canadian listing, requiring full re-onboarding. Cloudbeds disputes this.</w:t>
+        <w:t xml:space="preserve">moot</w:t>
+      </w:r>
+      <w:r>
+        <w:t xml:space="preserve">.</w:t>
+      </w:r>
+    </w:p>
+    <w:p>
+      <w:pPr>
+        <w:pStyle w:val="BodyText"/>
+      </w:pPr>
+      <w:r>
+        <w:t xml:space="preserve">Per</w:t>
+      </w:r>
+      <w:r>
+        <w:t xml:space="preserve"> </w:t>
+      </w:r>
+      <w:r>
+        <w:rPr>
+          <w:rStyle w:val="VerbatimChar"/>
+        </w:rPr>
+        <w:t xml:space="preserve">vrbo-position-2026-04-20.md</w:t>
+      </w:r>
+      <w:r>
+        <w:t xml:space="preserve">, Big Muddy Inn is skipping VRBO entirely. VRBO is a Tier 4 channel — wrong product type for a 6-room shared-space boutique hotel. The review cross-contamination risk alone makes it a net-negative channel.</w:t>
       </w:r>
     </w:p>
     <w:p>
@@ -1529,7 +1604,7 @@
           <w:b/>
           <w:bCs/>
         </w:rPr>
-        <w:t xml:space="preserve">Chase’s immediate action plan (this week, before hiring the consultant):</w:t>
+        <w:t xml:space="preserve">Action on the existing broken VRBO listing:</w:t>
       </w:r>
     </w:p>
     <w:p>
@@ -1541,17 +1616,7 @@
         </w:numPr>
       </w:pPr>
       <w:r>
-        <w:t xml:space="preserve">Call VRBO Partner Support (not general help line). Escalate to</w:t>
-      </w:r>
-      <w:r>
-        <w:t xml:space="preserve"> </w:t>
-      </w:r>
-      <w:r>
-        <w:rPr>
-          <w:b/>
-          <w:bCs/>
-        </w:rPr>
-        <w:t xml:space="preserve">Partner Account Manager.</w:t>
+        <w:t xml:space="preserve">Do NOT spend consultant hours reconciling the dispute.</w:t>
       </w:r>
     </w:p>
     <w:p>
@@ -1563,13 +1628,7 @@
         </w:numPr>
       </w:pPr>
       <w:r>
-        <w:t xml:space="preserve">Opening frame:</w:t>
-      </w:r>
-      <w:r>
-        <w:t xml:space="preserve"> </w:t>
-      </w:r>
-      <w:r>
-        <w:t xml:space="preserve">“My listing was incorrectly flagged as Canadian during initial setup. The property is and always has been in Natchez, MS. Cloudbeds confirms their record is correct. I need VRBO’s country code corrected WITHOUT re-onboarding the listing.”</w:t>
+        <w:t xml:space="preserve">Disconnect the VRBO channel from Cloudbeds (leave it dormant in the VRBO platform or remove the listing entirely — Tracy/Chase to decide based on whether there’s any residual review equity worth preserving for a future whole-inn buyout SKU).</w:t>
       </w:r>
     </w:p>
     <w:p>
@@ -1581,7 +1640,7 @@
         </w:numPr>
       </w:pPr>
       <w:r>
-        <w:t xml:space="preserve">Demand a 3-way call with Cloudbeds + VRBO engineers so they can reconcile their records live instead of pointing at each other asynchronously.</w:t>
+        <w:t xml:space="preserve">No 3-way calls with VRBO Partner Support.</w:t>
       </w:r>
     </w:p>
     <w:p>
@@ -1593,31 +1652,7 @@
         </w:numPr>
       </w:pPr>
       <w:r>
-        <w:t xml:space="preserve">If VRBO insists on re-onboarding: push for (a) reason the prior listing can’t be grandfathered into US jurisdiction, (b) a data-migration path that preserves reviews + booking history.</w:t>
-      </w:r>
-    </w:p>
-    <w:p>
-      <w:pPr>
-        <w:pStyle w:val="Compact"/>
-        <w:numPr>
-          <w:ilvl w:val="0"/>
-          <w:numId w:val="1003"/>
-        </w:numPr>
-      </w:pPr>
-      <w:r>
-        <w:t xml:space="preserve">Document every rep name, badge/ID, escalation case number.</w:t>
-      </w:r>
-    </w:p>
-    <w:p>
-      <w:pPr>
-        <w:pStyle w:val="Compact"/>
-        <w:numPr>
-          <w:ilvl w:val="0"/>
-          <w:numId w:val="1003"/>
-        </w:numPr>
-      </w:pPr>
-      <w:r>
-        <w:t xml:space="preserve">Expected resolution: 1–3 business days with proper partner escalation. 2–4 weeks if forced to full re-onboarding (push back).</w:t>
+        <w:t xml:space="preserve">No escalations.</w:t>
       </w:r>
     </w:p>
     <w:p>
@@ -1629,7 +1664,7 @@
           <w:b/>
           <w:bCs/>
         </w:rPr>
-        <w:t xml:space="preserve">If not resolved on Chase’s call:</w:t>
+        <w:t xml:space="preserve">If we later decide to ship a whole-inn buyout SKU (Phase 2):</w:t>
       </w:r>
     </w:p>
     <w:p>
@@ -1637,32 +1672,7 @@
         <w:pStyle w:val="BodyText"/>
       </w:pPr>
       <w:r>
-        <w:t xml:space="preserve">Add to the Fiverr gig post</w:t>
-      </w:r>
-      <w:r>
-        <w:t xml:space="preserve"> </w:t>
-      </w:r>
-      <w:r>
-        <w:t xml:space="preserve">“Current setup question”</w:t>
-      </w:r>
-      <w:r>
-        <w:t xml:space="preserve">:</w:t>
-      </w:r>
-      <w:r>
-        <w:t xml:space="preserve"> </w:t>
-      </w:r>
-      <w:r>
-        <w:rPr>
-          <w:i/>
-          <w:iCs/>
-        </w:rPr>
-        <w:t xml:space="preserve">“We have an unresolved VRBO integration dispute — the channel manager claims our Cloudbeds listing was created as a Canadian listing; Cloudbeds disputes. Describe how you’d approach this.”</w:t>
-      </w:r>
-      <w:r>
-        <w:t xml:space="preserve"> </w:t>
-      </w:r>
-      <w:r>
-        <w:t xml:space="preserve">Candidates who’ve seen this pattern answer crisply. That screens out weak applicants on the first message.</w:t>
+        <w:t xml:space="preserve">That SKU — and only that SKU — is VRBO-compatible. At that point we’d either resurrect the existing listing (if still dormant) or create a fresh one dedicated to the whole-property buyout product.</w:t>
       </w:r>
     </w:p>
     <w:p>
@@ -1680,7 +1690,7 @@
         <w:t xml:space="preserve"> </w:t>
       </w:r>
       <w:r>
-        <w:t xml:space="preserve">2–4 hours of the $1,000 engagement. No budget impact.</w:t>
+        <w:t xml:space="preserve">$0. Scope removed.</w:t>
       </w:r>
     </w:p>
     <w:bookmarkEnd w:id="23"/>
@@ -1878,6 +1888,109 @@
       <w:pPr>
         <w:ind w:left="6480" w:hanging="360"/>
       </w:pPr>
+    </w:lvl>
+  </w:abstractNum>
+  <w:abstractNum w:abstractNumId="991">
+    <w:nsid w:val="0000A991"/>
+    <w:multiLevelType w:val="multilevel"/>
+    <w:lvl w:ilvl="0">
+      <w:numFmt w:val="bullet"/>
+      <w:lvlText w:val=""/>
+      <w:lvlJc w:val="left"/>
+      <w:pPr>
+        <w:ind w:left="720" w:hanging="360"/>
+      </w:pPr>
+      <w:rPr>
+        <w:rFonts w:ascii="Symbol" w:hAnsi="Symbol" w:cs="Symbol" w:hint="default"/>
+      </w:rPr>
+    </w:lvl>
+    <w:lvl w:ilvl="1">
+      <w:numFmt w:val="bullet"/>
+      <w:lvlText w:val="o"/>
+      <w:lvlJc w:val="left"/>
+      <w:pPr>
+        <w:ind w:left="1440" w:hanging="360"/>
+      </w:pPr>
+      <w:rPr>
+        <w:rFonts w:ascii="Courier New" w:hAnsi="Courier New" w:cs="Courier New" w:hint="default"/>
+      </w:rPr>
+    </w:lvl>
+    <w:lvl w:ilvl="2">
+      <w:numFmt w:val="bullet"/>
+      <w:lvlText w:val=""/>
+      <w:lvlJc w:val="left"/>
+      <w:pPr>
+        <w:ind w:left="2160" w:hanging="360"/>
+      </w:pPr>
+      <w:rPr>
+        <w:rFonts w:ascii="Wingdings" w:hAnsi="Wingdings" w:cs="Wingdings" w:hint="default"/>
+      </w:rPr>
+    </w:lvl>
+    <w:lvl w:ilvl="3">
+      <w:numFmt w:val="bullet"/>
+      <w:lvlText w:val=""/>
+      <w:lvlJc w:val="left"/>
+      <w:pPr>
+        <w:ind w:left="2880" w:hanging="360"/>
+      </w:pPr>
+      <w:rPr>
+        <w:rFonts w:ascii="Symbol" w:hAnsi="Symbol" w:cs="Symbol" w:hint="default"/>
+      </w:rPr>
+    </w:lvl>
+    <w:lvl w:ilvl="4">
+      <w:numFmt w:val="bullet"/>
+      <w:lvlText w:val="o"/>
+      <w:lvlJc w:val="left"/>
+      <w:pPr>
+        <w:ind w:left="3600" w:hanging="360"/>
+      </w:pPr>
+      <w:rPr>
+        <w:rFonts w:ascii="Courier New" w:hAnsi="Courier New" w:cs="Courier New" w:hint="default"/>
+      </w:rPr>
+    </w:lvl>
+    <w:lvl w:ilvl="5">
+      <w:numFmt w:val="bullet"/>
+      <w:lvlText w:val=""/>
+      <w:lvlJc w:val="left"/>
+      <w:pPr>
+        <w:ind w:left="4320" w:hanging="360"/>
+      </w:pPr>
+      <w:rPr>
+        <w:rFonts w:ascii="Wingdings" w:hAnsi="Wingdings" w:cs="Wingdings" w:hint="default"/>
+      </w:rPr>
+    </w:lvl>
+    <w:lvl w:ilvl="6">
+      <w:numFmt w:val="bullet"/>
+      <w:lvlText w:val=""/>
+      <w:lvlJc w:val="left"/>
+      <w:pPr>
+        <w:ind w:left="5040" w:hanging="360"/>
+      </w:pPr>
+      <w:rPr>
+        <w:rFonts w:ascii="Symbol" w:hAnsi="Symbol" w:cs="Symbol" w:hint="default"/>
+      </w:rPr>
+    </w:lvl>
+    <w:lvl w:ilvl="7">
+      <w:numFmt w:val="bullet"/>
+      <w:lvlText w:val="o"/>
+      <w:lvlJc w:val="left"/>
+      <w:pPr>
+        <w:ind w:left="5760" w:hanging="360"/>
+      </w:pPr>
+      <w:rPr>
+        <w:rFonts w:ascii="Courier New" w:hAnsi="Courier New" w:cs="Courier New" w:hint="default"/>
+      </w:rPr>
+    </w:lvl>
+    <w:lvl w:ilvl="8">
+      <w:numFmt w:val="bullet"/>
+      <w:lvlText w:val=""/>
+      <w:lvlJc w:val="left"/>
+      <w:pPr>
+        <w:ind w:left="6480" w:hanging="360"/>
+      </w:pPr>
+      <w:rPr>
+        <w:rFonts w:ascii="Wingdings" w:hAnsi="Wingdings" w:cs="Wingdings" w:hint="default"/>
+      </w:rPr>
     </w:lvl>
   </w:abstractNum>
   <w:num w:numId="1000">
@@ -1944,34 +2057,7 @@
     </w:lvlOverride>
   </w:num>
   <w:num w:numId="1003">
-    <w:abstractNumId w:val="99411"/>
-    <w:lvlOverride w:ilvl="0">
-      <w:startOverride w:val="1"/>
-    </w:lvlOverride>
-    <w:lvlOverride w:ilvl="1">
-      <w:startOverride w:val="1"/>
-    </w:lvlOverride>
-    <w:lvlOverride w:ilvl="2">
-      <w:startOverride w:val="1"/>
-    </w:lvlOverride>
-    <w:lvlOverride w:ilvl="3">
-      <w:startOverride w:val="1"/>
-    </w:lvlOverride>
-    <w:lvlOverride w:ilvl="4">
-      <w:startOverride w:val="1"/>
-    </w:lvlOverride>
-    <w:lvlOverride w:ilvl="5">
-      <w:startOverride w:val="1"/>
-    </w:lvlOverride>
-    <w:lvlOverride w:ilvl="6">
-      <w:startOverride w:val="1"/>
-    </w:lvlOverride>
-    <w:lvlOverride w:ilvl="7">
-      <w:startOverride w:val="1"/>
-    </w:lvlOverride>
-    <w:lvlOverride w:ilvl="8">
-      <w:startOverride w:val="1"/>
-    </w:lvlOverride>
+    <w:abstractNumId w:val="991"/>
   </w:num>
 </w:numbering>
 </file>
